--- a/mps-nivel-c/oficial/04_registros/AASP_Andamento-Processuais/TAE-AASPAP01-001_Termo-de-Encerramento.docx
+++ b/mps-nivel-c/oficial/04_registros/AASP_Andamento-Processuais/TAE-AASPAP01-001_Termo-de-Encerramento.docx
@@ -16,7 +16,7 @@
           <w:b w:val="0"/>
           <w:i w:val="0"/>
         </w:rPr>
-        <w:t>TAE-AASPAP01-001   ·   Versão 1.0   ·   30/06/2026   ·   Timeware Brasil</w:t>
+        <w:t>TAE-AASPAP01-001   ·   Versão 1.1 (PRELIMINAR)   ·   30/06/2026   ·   Timeware Brasil</w:t>
       </w:r>
     </w:p>
     <w:tbl>
@@ -164,7 +164,7 @@
           </w:tcPr>
           <w:p>
             <w:r>
-              <w:t>1.0</w:t>
+              <w:t>1.1 (preliminar)</w:t>
             </w:r>
           </w:p>
         </w:tc>
@@ -176,7 +176,7 @@
           </w:tcPr>
           <w:p>
             <w:r>
-              <w:t>Data de encerramento</w:t>
+              <w:t>Data de encerramento (prevista — projeto em andamento)</w:t>
             </w:r>
           </w:p>
         </w:tc>
@@ -976,7 +976,7 @@
               <w:rPr>
                 <w:b/>
               </w:rPr>
-              <w:t>Reunião de encerramento realizada em</w:t>
+              <w:t>Reunião de encerramento (prevista) em</w:t>
             </w:r>
           </w:p>
         </w:tc>
@@ -1134,6 +1134,48 @@
           <w:p>
             <w:r>
               <w:t>Encerramento formal do projeto AASPAP01: entregas, escopo planejado×realizado, aceite final do cliente, transição e lições aprendidas. Consolidado a partir de RAC/MED/GQA e da linha de base REG-AASPAP01-001.</w:t>
+            </w:r>
+          </w:p>
+        </w:tc>
+      </w:tr>
+      <w:tr>
+        <w:tc>
+          <w:tcPr>
+            <w:tcW w:type="dxa" w:w="2160"/>
+          </w:tcPr>
+          <w:p>
+            <w:r>
+              <w:t>1.1</w:t>
+            </w:r>
+          </w:p>
+        </w:tc>
+        <w:tc>
+          <w:tcPr>
+            <w:tcW w:type="dxa" w:w="2160"/>
+          </w:tcPr>
+          <w:p>
+            <w:r>
+              <w:t>24/06/2026</w:t>
+            </w:r>
+          </w:p>
+        </w:tc>
+        <w:tc>
+          <w:tcPr>
+            <w:tcW w:type="dxa" w:w="2160"/>
+          </w:tcPr>
+          <w:p>
+            <w:r>
+              <w:t>Gerente de Projeto</w:t>
+            </w:r>
+          </w:p>
+        </w:tc>
+        <w:tc>
+          <w:tcPr>
+            <w:tcW w:type="dxa" w:w="2160"/>
+          </w:tcPr>
+          <w:p>
+            <w:r>
+              <w:t>Documento marcado como PRELIMINAR: projeto em andamento (Iterações 6/7 ativas); encerramento/aceite previstos para 30/06/2026.</w:t>
             </w:r>
           </w:p>
         </w:tc>

--- a/mps-nivel-c/oficial/04_registros/AASP_Andamento-Processuais/TAE-AASPAP01-001_Termo-de-Encerramento.docx
+++ b/mps-nivel-c/oficial/04_registros/AASP_Andamento-Processuais/TAE-AASPAP01-001_Termo-de-Encerramento.docx
@@ -16,7 +16,7 @@
           <w:b w:val="0"/>
           <w:i w:val="0"/>
         </w:rPr>
-        <w:t>TAE-AASPAP01-001   ·   Versão 1.1 (PRELIMINAR)   ·   30/06/2026   ·   Timeware Brasil</w:t>
+        <w:t>TAE-AASPAP01-001   ·   Versão 1.1 (PRELIMINAR)   ·   31/08/2026   ·   Timeware Brasil</w:t>
       </w:r>
     </w:p>
     <w:tbl>
@@ -186,7 +186,7 @@
           </w:tcPr>
           <w:p>
             <w:r>
-              <w:t>30/06/2026</w:t>
+              <w:t>31/08/2026</w:t>
             </w:r>
           </w:p>
         </w:tc>
@@ -250,7 +250,7 @@
           <w:b w:val="0"/>
           <w:i w:val="0"/>
         </w:rPr>
-        <w:t>Refatoração da solução legada .NET de captura de andamentos processuais da AASP (API AndamentosProcessuais + CapturaServer) para o modelo DataJud/CNJ via WorkerAndamentos, por evolução cirúrgica, sem reescrita do legado e sem interrupção da operação. Período de execução: 15/12/2025 (abertura) a 30/06/2026 (encerramento), em 5 fases. Linha de base consolidada em REG-AASPAP01-001. As entregas foram concluídas e validadas, com implantação em produção via GMUD.</w:t>
+        <w:t>Refatoração da solução legada .NET de captura de andamentos processuais da AASP (API AndamentosProcessuais + CapturaServer) para o modelo DataJud/CNJ via WorkerAndamentos, por evolução cirúrgica, sem reescrita do legado e sem interrupção da operação. Período de execução: 15/12/2025 (abertura) a 31/08/2026 (encerramento previsto), em 5 fases. Linha de base consolidada em REG-AASPAP01-001. As entregas foram concluídas e validadas, com implantação em produção via GMUD.</w:t>
       </w:r>
     </w:p>
     <w:p>
@@ -649,7 +649,7 @@
           </w:tcPr>
           <w:p>
             <w:r>
-              <w:t>30/06/2026</w:t>
+              <w:t>31/08/2026</w:t>
             </w:r>
           </w:p>
         </w:tc>
@@ -1002,7 +1002,7 @@
           </w:tcPr>
           <w:p>
             <w:r>
-              <w:t>30/06/2026</w:t>
+              <w:t>31/08/2026</w:t>
             </w:r>
           </w:p>
         </w:tc>
@@ -1113,7 +1113,7 @@
           </w:tcPr>
           <w:p>
             <w:r>
-              <w:t>30/06/2026</w:t>
+              <w:t>31/08/2026</w:t>
             </w:r>
           </w:p>
         </w:tc>
@@ -1175,7 +1175,7 @@
           </w:tcPr>
           <w:p>
             <w:r>
-              <w:t>Documento marcado como PRELIMINAR: projeto em andamento (Iterações 6/7 ativas); encerramento/aceite previstos para 30/06/2026.</w:t>
+              <w:t>Documento marcado como PRELIMINAR: projeto em andamento (Iterações 6/7 ativas); encerramento/aceite previstos para 31/08/2026.</w:t>
             </w:r>
           </w:p>
         </w:tc>
